--- a/public/anexos/08-Licencia/Documentacion_de_Licenciamiento_ALMEXA.docx
+++ b/public/anexos/08-Licencia/Documentacion_de_Licenciamiento_ALMEXA.docx
@@ -144,7 +144,7 @@
     </w:p>
     <w:tbl>
       <w:tblPr>
-        <w:tblW w:w="0" w:type="auto"/>
+        <w:tblW w:w="9026" w:type="dxa"/>
         <w:tblBorders>
           <w:top w:val="single" w:sz="4" w:space="0" w:color="auto"/>
           <w:left w:val="single" w:sz="4" w:space="0" w:color="auto"/>
@@ -161,10 +161,14 @@
         <w:tblLook w:val="0000" w:firstRow="0" w:lastRow="0" w:firstColumn="0" w:lastColumn="0" w:noHBand="0" w:noVBand="0"/>
       </w:tblPr>
       <w:tblGrid>
-        <w:gridCol w:w="4583"/>
-        <w:gridCol w:w="4583"/>
+        <w:gridCol w:w="4513"/>
+        <w:gridCol w:w="4513"/>
       </w:tblGrid>
       <w:tr>
+        <w:trPr>
+          <w:cantSplit/>
+          <w:tblHeader/>
+        </w:trPr>
         <w:tblPrEx>
           <w:tblCellMar>
             <w:top w:w="0" w:type="dxa"/>
@@ -173,7 +177,7 @@
         </w:tblPrEx>
         <w:tc>
           <w:tcPr>
-            <w:tcW w:w="4583" w:type="dxa"/>
+            <w:tcW w:w="4513" w:type="dxa"/>
           </w:tcPr>
           <w:p>
             <w:pPr>
@@ -194,7 +198,7 @@
         </w:tc>
         <w:tc>
           <w:tcPr>
-            <w:tcW w:w="4583" w:type="dxa"/>
+            <w:tcW w:w="4513" w:type="dxa"/>
           </w:tcPr>
           <w:p>
             <w:pPr>
@@ -215,6 +219,9 @@
         </w:tc>
       </w:tr>
       <w:tr>
+        <w:trPr>
+          <w:cantSplit/>
+        </w:trPr>
         <w:tblPrEx>
           <w:tblCellMar>
             <w:top w:w="0" w:type="dxa"/>
@@ -223,7 +230,7 @@
         </w:tblPrEx>
         <w:tc>
           <w:tcPr>
-            <w:tcW w:w="4583" w:type="dxa"/>
+            <w:tcW w:w="4513" w:type="dxa"/>
           </w:tcPr>
           <w:p>
             <w:pPr>
@@ -242,7 +249,7 @@
         </w:tc>
         <w:tc>
           <w:tcPr>
-            <w:tcW w:w="4583" w:type="dxa"/>
+            <w:tcW w:w="4513" w:type="dxa"/>
           </w:tcPr>
           <w:p>
             <w:pPr>
@@ -261,6 +268,9 @@
         </w:tc>
       </w:tr>
       <w:tr>
+        <w:trPr>
+          <w:cantSplit/>
+        </w:trPr>
         <w:tblPrEx>
           <w:tblCellMar>
             <w:top w:w="0" w:type="dxa"/>
@@ -269,7 +279,7 @@
         </w:tblPrEx>
         <w:tc>
           <w:tcPr>
-            <w:tcW w:w="4583" w:type="dxa"/>
+            <w:tcW w:w="4513" w:type="dxa"/>
           </w:tcPr>
           <w:p>
             <w:pPr>
@@ -288,7 +298,7 @@
         </w:tc>
         <w:tc>
           <w:tcPr>
-            <w:tcW w:w="4583" w:type="dxa"/>
+            <w:tcW w:w="4513" w:type="dxa"/>
           </w:tcPr>
           <w:p>
             <w:pPr>
@@ -307,6 +317,9 @@
         </w:tc>
       </w:tr>
       <w:tr>
+        <w:trPr>
+          <w:cantSplit/>
+        </w:trPr>
         <w:tblPrEx>
           <w:tblCellMar>
             <w:top w:w="0" w:type="dxa"/>
@@ -315,7 +328,7 @@
         </w:tblPrEx>
         <w:tc>
           <w:tcPr>
-            <w:tcW w:w="4583" w:type="dxa"/>
+            <w:tcW w:w="4513" w:type="dxa"/>
           </w:tcPr>
           <w:p>
             <w:pPr>
@@ -334,7 +347,7 @@
         </w:tc>
         <w:tc>
           <w:tcPr>
-            <w:tcW w:w="4583" w:type="dxa"/>
+            <w:tcW w:w="4513" w:type="dxa"/>
           </w:tcPr>
           <w:p>
             <w:pPr>
@@ -353,6 +366,9 @@
         </w:tc>
       </w:tr>
       <w:tr>
+        <w:trPr>
+          <w:cantSplit/>
+        </w:trPr>
         <w:tblPrEx>
           <w:tblCellMar>
             <w:top w:w="0" w:type="dxa"/>
@@ -361,7 +377,7 @@
         </w:tblPrEx>
         <w:tc>
           <w:tcPr>
-            <w:tcW w:w="4583" w:type="dxa"/>
+            <w:tcW w:w="4513" w:type="dxa"/>
           </w:tcPr>
           <w:p>
             <w:pPr>
@@ -380,7 +396,7 @@
         </w:tc>
         <w:tc>
           <w:tcPr>
-            <w:tcW w:w="4583" w:type="dxa"/>
+            <w:tcW w:w="4513" w:type="dxa"/>
           </w:tcPr>
           <w:p>
             <w:pPr>
@@ -399,6 +415,9 @@
         </w:tc>
       </w:tr>
       <w:tr>
+        <w:trPr>
+          <w:cantSplit/>
+        </w:trPr>
         <w:tblPrEx>
           <w:tblCellMar>
             <w:top w:w="0" w:type="dxa"/>
@@ -407,7 +426,7 @@
         </w:tblPrEx>
         <w:tc>
           <w:tcPr>
-            <w:tcW w:w="4583" w:type="dxa"/>
+            <w:tcW w:w="4513" w:type="dxa"/>
           </w:tcPr>
           <w:p>
             <w:pPr>
@@ -426,7 +445,7 @@
         </w:tc>
         <w:tc>
           <w:tcPr>
-            <w:tcW w:w="4583" w:type="dxa"/>
+            <w:tcW w:w="4513" w:type="dxa"/>
           </w:tcPr>
           <w:p>
             <w:pPr>
